--- a/webapp/templates/TOTRINH/09_Mau_Giay_uy_quyen_PGD.docx
+++ b/webapp/templates/TOTRINH/09_Mau_Giay_uy_quyen_PGD.docx
@@ -1563,28 +1563,9 @@
                 <w:rFonts w:ascii="Times New Roman" w:hAnsi="Times New Roman"/>
               </w:rPr>
             </w:pPr>
-            <w:proofErr w:type="spellStart"/>
-            <w:r>
-              <w:rPr>
-                <w:rFonts w:ascii="Times New Roman" w:hAnsi="Times New Roman"/>
-              </w:rPr>
-              <w:t>Họ</w:t>
-            </w:r>
-            <w:proofErr w:type="spellEnd"/>
-            <w:r>
-              <w:rPr>
-                <w:rFonts w:ascii="Times New Roman" w:hAnsi="Times New Roman"/>
-              </w:rPr>
-              <w:t xml:space="preserve"> Và </w:t>
-            </w:r>
-            <w:proofErr w:type="spellStart"/>
-            <w:r>
-              <w:rPr>
-                <w:rFonts w:ascii="Times New Roman" w:hAnsi="Times New Roman"/>
-              </w:rPr>
-              <w:t>Tên</w:t>
-            </w:r>
-            <w:proofErr w:type="spellEnd"/>
+            <w:r>
+              <w:t>(SIGNER)</w:t>
+            </w:r>
           </w:p>
         </w:tc>
       </w:tr>

--- a/webapp/templates/TOTRINH/09_Mau_Giay_uy_quyen_PGD.docx
+++ b/webapp/templates/TOTRINH/09_Mau_Giay_uy_quyen_PGD.docx
@@ -780,80 +780,7 @@
         </w:rPr>
       </w:pPr>
       <w:r>
-        <w:rPr>
-          <w:rFonts w:ascii="Times New Roman" w:hAnsi="Times New Roman"/>
-        </w:rPr>
-        <w:tab/>
-        <w:t>...................................</w:t>
-      </w:r>
-      <w:r>
-        <w:rPr>
-          <w:rFonts w:ascii="Times New Roman" w:hAnsi="Times New Roman"/>
-          <w:sz w:val="24"/>
-        </w:rPr>
-        <w:t xml:space="preserve"> (</w:t>
-      </w:r>
-      <w:r>
-        <w:rPr>
-          <w:rFonts w:ascii="Times New Roman" w:hAnsi="Times New Roman"/>
-          <w:sz w:val="24"/>
-        </w:rPr>
-        <w:t>3</w:t>
-      </w:r>
-      <w:r>
-        <w:rPr>
-          <w:rFonts w:ascii="Times New Roman" w:hAnsi="Times New Roman"/>
-          <w:sz w:val="24"/>
-        </w:rPr>
-        <w:t xml:space="preserve">) </w:t>
-      </w:r>
-      <w:r>
-        <w:rPr>
-          <w:rFonts w:ascii="Times New Roman" w:hAnsi="Times New Roman"/>
-        </w:rPr>
-        <w:t xml:space="preserve">.................................. </w:t>
-      </w:r>
-      <w:proofErr w:type="spellStart"/>
-      <w:r>
-        <w:rPr>
-          <w:rFonts w:ascii="Times New Roman" w:hAnsi="Times New Roman"/>
-        </w:rPr>
-        <w:t>ủy</w:t>
-      </w:r>
-      <w:proofErr w:type="spellEnd"/>
-      <w:r>
-        <w:rPr>
-          <w:rFonts w:ascii="Times New Roman" w:hAnsi="Times New Roman"/>
-        </w:rPr>
-        <w:t xml:space="preserve"> </w:t>
-      </w:r>
-      <w:proofErr w:type="spellStart"/>
-      <w:r>
-        <w:rPr>
-          <w:rFonts w:ascii="Times New Roman" w:hAnsi="Times New Roman"/>
-        </w:rPr>
-        <w:t>quyền</w:t>
-      </w:r>
-      <w:proofErr w:type="spellEnd"/>
-      <w:r>
-        <w:rPr>
-          <w:rFonts w:ascii="Times New Roman" w:hAnsi="Times New Roman"/>
-        </w:rPr>
-        <w:t xml:space="preserve"> </w:t>
-      </w:r>
-      <w:proofErr w:type="spellStart"/>
-      <w:r>
-        <w:rPr>
-          <w:rFonts w:ascii="Times New Roman" w:hAnsi="Times New Roman"/>
-        </w:rPr>
-        <w:t>cho</w:t>
-      </w:r>
-      <w:proofErr w:type="spellEnd"/>
-      <w:r>
-        <w:rPr>
-          <w:rFonts w:ascii="Times New Roman" w:hAnsi="Times New Roman"/>
-        </w:rPr>
-        <w:t>:</w:t>
+        <w:t>(TITLE)</w:t>
       </w:r>
     </w:p>
     <w:p>
